--- a/ptpm_pr17_Savitsin/ТЗ_Савицин.docx
+++ b/ptpm_pr17_Savitsin/ТЗ_Савицин.docx
@@ -822,7 +822,6 @@
           <w:between w:val="nil"/>
         </w:pBdr>
         <w:spacing w:after="0" w:line="240" w:lineRule="auto"/>
-        <w:ind w:left="390"/>
         <w:rPr>
           <w:rFonts w:ascii="Times New Roman" w:eastAsia="Times New Roman" w:hAnsi="Times New Roman" w:cs="Times New Roman"/>
           <w:color w:val="000000"/>
@@ -841,7 +840,7 @@
           <w:between w:val="nil"/>
         </w:pBdr>
         <w:spacing w:after="0" w:line="240" w:lineRule="auto"/>
-        <w:ind w:left="390"/>
+        <w:ind w:firstLine="567"/>
         <w:rPr>
           <w:rFonts w:ascii="Times New Roman" w:eastAsia="Times New Roman" w:hAnsi="Times New Roman" w:cs="Times New Roman"/>
           <w:color w:val="000000"/>
@@ -877,7 +876,7 @@
           <w:between w:val="nil"/>
         </w:pBdr>
         <w:spacing w:after="200" w:line="240" w:lineRule="auto"/>
-        <w:ind w:left="390"/>
+        <w:ind w:firstLine="567"/>
         <w:rPr>
           <w:rFonts w:ascii="Times New Roman" w:eastAsia="Times New Roman" w:hAnsi="Times New Roman" w:cs="Times New Roman"/>
           <w:color w:val="000000"/>
@@ -915,7 +914,7 @@
           <w:between w:val="nil"/>
         </w:pBdr>
         <w:spacing w:after="0" w:line="240" w:lineRule="auto"/>
-        <w:ind w:left="390"/>
+        <w:ind w:firstLine="567"/>
         <w:rPr>
           <w:rFonts w:ascii="Times New Roman" w:eastAsia="Times New Roman" w:hAnsi="Times New Roman" w:cs="Times New Roman"/>
           <w:color w:val="000000"/>
@@ -940,6 +939,8 @@
         </w:rPr>
         <w:t>.2. Требования к надежности</w:t>
       </w:r>
+      <w:bookmarkStart w:id="0" w:name="_GoBack"/>
+      <w:bookmarkEnd w:id="0"/>
     </w:p>
     <w:p>
       <w:pPr>
@@ -951,6 +952,7 @@
           <w:between w:val="nil"/>
         </w:pBdr>
         <w:spacing w:after="0" w:line="240" w:lineRule="auto"/>
+        <w:ind w:firstLine="567"/>
         <w:rPr>
           <w:rFonts w:ascii="Times New Roman" w:eastAsia="Times New Roman" w:hAnsi="Times New Roman" w:cs="Times New Roman"/>
           <w:color w:val="000000"/>
@@ -980,7 +982,7 @@
     <w:p>
       <w:pPr>
         <w:spacing w:after="200" w:line="240" w:lineRule="auto"/>
-        <w:ind w:firstLine="390"/>
+        <w:ind w:firstLine="567"/>
         <w:rPr>
           <w:rFonts w:ascii="Times New Roman" w:eastAsia="Times New Roman" w:hAnsi="Times New Roman" w:cs="Times New Roman"/>
           <w:sz w:val="28"/>
@@ -999,7 +1001,6 @@
     <w:p>
       <w:pPr>
         <w:spacing w:after="200" w:line="240" w:lineRule="auto"/>
-        <w:ind w:firstLine="390"/>
         <w:rPr>
           <w:rFonts w:ascii="Times New Roman" w:eastAsia="Times New Roman" w:hAnsi="Times New Roman" w:cs="Times New Roman"/>
           <w:sz w:val="28"/>
@@ -1121,14 +1122,7 @@
           <w:sz w:val="28"/>
           <w:szCs w:val="28"/>
         </w:rPr>
-        <w:t>п</w:t>
-      </w:r>
-      <w:r>
-        <w:rPr>
-          <w:sz w:val="28"/>
-          <w:szCs w:val="28"/>
-        </w:rPr>
-        <w:t>роцессор x86 с тактовой частотой, не менее 1 ГГц;</w:t>
+        <w:t>процессор x86 с тактовой частотой, не менее 1 ГГц;</w:t>
       </w:r>
     </w:p>
     <w:p>
@@ -1192,15 +1186,7 @@
           <w:sz w:val="28"/>
           <w:szCs w:val="28"/>
         </w:rPr>
-        <w:t xml:space="preserve"> </w:t>
-      </w:r>
-      <w:r>
-        <w:rPr>
-          <w:rFonts w:ascii="Times New Roman" w:eastAsia="Times New Roman" w:hAnsi="Times New Roman" w:cs="Times New Roman"/>
-          <w:sz w:val="28"/>
-          <w:szCs w:val="28"/>
-        </w:rPr>
-        <w:t xml:space="preserve">      3.5. Требования к информационной и программной совместимости</w:t>
+        <w:t xml:space="preserve">       3.5. Требования к информационной и программной совместимости</w:t>
       </w:r>
     </w:p>
     <w:p>
@@ -1237,8 +1223,6 @@
         </w:rPr>
         <w:t xml:space="preserve"> Дополнительное ПО не требуется.</w:t>
       </w:r>
-      <w:bookmarkStart w:id="0" w:name="_GoBack"/>
-      <w:bookmarkEnd w:id="0"/>
     </w:p>
     <w:p>
       <w:pPr>
@@ -1313,15 +1297,7 @@
           <w:szCs w:val="28"/>
         </w:rPr>
         <w:tab/>
-        <w:t>Не требу</w:t>
-      </w:r>
-      <w:r>
-        <w:rPr>
-          <w:rFonts w:ascii="Times New Roman" w:eastAsia="Times New Roman" w:hAnsi="Times New Roman" w:cs="Times New Roman"/>
-          <w:sz w:val="28"/>
-          <w:szCs w:val="28"/>
-        </w:rPr>
-        <w:t>ется.</w:t>
+        <w:t>Не требуется.</w:t>
       </w:r>
     </w:p>
     <w:p>
@@ -1783,14 +1759,7 @@
           <w:b/>
           <w:bCs/>
         </w:rPr>
-        <w:t xml:space="preserve">7. </w:t>
-      </w:r>
-      <w:r>
-        <w:rPr>
-          <w:b/>
-          <w:bCs/>
-        </w:rPr>
-        <w:t>Порядок контроля и приемки</w:t>
+        <w:t>7. Порядок контроля и приемки</w:t>
       </w:r>
     </w:p>
     <w:p>

--- a/ptpm_pr17_Savitsin/ТЗ_Савицин.docx
+++ b/ptpm_pr17_Savitsin/ТЗ_Савицин.docx
@@ -533,7 +533,7 @@
     </w:p>
     <w:p>
       <w:pPr>
-        <w:spacing w:after="200" w:line="240" w:lineRule="auto"/>
+        <w:spacing w:after="0" w:line="360" w:lineRule="auto"/>
         <w:jc w:val="both"/>
         <w:rPr>
           <w:rFonts w:ascii="Times New Roman" w:eastAsia="Times New Roman" w:hAnsi="Times New Roman" w:cs="Times New Roman"/>
@@ -560,7 +560,7 @@
           <w:right w:val="nil"/>
           <w:between w:val="nil"/>
         </w:pBdr>
-        <w:spacing w:after="0" w:line="240" w:lineRule="auto"/>
+        <w:spacing w:after="0" w:line="360" w:lineRule="auto"/>
         <w:rPr>
           <w:rFonts w:ascii="Times New Roman" w:eastAsia="Times New Roman" w:hAnsi="Times New Roman" w:cs="Times New Roman"/>
           <w:color w:val="000000"/>
@@ -589,7 +589,7 @@
     <w:p>
       <w:pPr>
         <w:shd w:val="clear" w:color="auto" w:fill="FBFBFB"/>
-        <w:spacing w:after="0" w:line="240" w:lineRule="auto"/>
+        <w:spacing w:after="0" w:line="360" w:lineRule="auto"/>
         <w:ind w:firstLine="720"/>
         <w:rPr>
           <w:rFonts w:ascii="Times New Roman" w:eastAsia="Times New Roman" w:hAnsi="Times New Roman" w:cs="Times New Roman"/>
@@ -635,7 +635,7 @@
           <w:right w:val="nil"/>
           <w:between w:val="nil"/>
         </w:pBdr>
-        <w:spacing w:after="200" w:line="240" w:lineRule="auto"/>
+        <w:spacing w:after="0" w:line="360" w:lineRule="auto"/>
         <w:rPr>
           <w:rFonts w:ascii="Times New Roman" w:eastAsia="Times New Roman" w:hAnsi="Times New Roman" w:cs="Times New Roman"/>
           <w:color w:val="000000"/>
@@ -680,7 +680,7 @@
     </w:p>
     <w:p>
       <w:pPr>
-        <w:spacing w:after="200" w:line="240" w:lineRule="auto"/>
+        <w:spacing w:after="0" w:line="360" w:lineRule="auto"/>
         <w:rPr>
           <w:rFonts w:ascii="Times New Roman" w:eastAsia="Times New Roman" w:hAnsi="Times New Roman" w:cs="Times New Roman"/>
           <w:sz w:val="28"/>
@@ -705,7 +705,7 @@
           <w:right w:val="nil"/>
           <w:between w:val="nil"/>
         </w:pBdr>
-        <w:spacing w:after="200" w:line="240" w:lineRule="auto"/>
+        <w:spacing w:after="0" w:line="360" w:lineRule="auto"/>
         <w:rPr>
           <w:rFonts w:ascii="Times New Roman" w:eastAsia="Times New Roman" w:hAnsi="Times New Roman" w:cs="Times New Roman"/>
           <w:color w:val="000000"/>
@@ -740,7 +740,7 @@
           <w:right w:val="nil"/>
           <w:between w:val="nil"/>
         </w:pBdr>
-        <w:spacing w:after="200" w:line="240" w:lineRule="auto"/>
+        <w:spacing w:after="0" w:line="360" w:lineRule="auto"/>
         <w:rPr>
           <w:rFonts w:ascii="Times New Roman" w:eastAsia="Times New Roman" w:hAnsi="Times New Roman" w:cs="Times New Roman"/>
           <w:color w:val="000000"/>
@@ -786,7 +786,7 @@
           <w:right w:val="nil"/>
           <w:between w:val="nil"/>
         </w:pBdr>
-        <w:spacing w:after="0" w:line="240" w:lineRule="auto"/>
+        <w:spacing w:after="0" w:line="360" w:lineRule="auto"/>
         <w:rPr>
           <w:rFonts w:ascii="Times New Roman" w:eastAsia="Times New Roman" w:hAnsi="Times New Roman" w:cs="Times New Roman"/>
           <w:color w:val="000000"/>
@@ -821,14 +821,32 @@
           <w:right w:val="nil"/>
           <w:between w:val="nil"/>
         </w:pBdr>
-        <w:spacing w:after="0" w:line="240" w:lineRule="auto"/>
-        <w:rPr>
-          <w:rFonts w:ascii="Times New Roman" w:eastAsia="Times New Roman" w:hAnsi="Times New Roman" w:cs="Times New Roman"/>
-          <w:color w:val="000000"/>
-          <w:sz w:val="28"/>
-          <w:szCs w:val="28"/>
-        </w:rPr>
-      </w:pPr>
+        <w:spacing w:after="0" w:line="360" w:lineRule="auto"/>
+        <w:ind w:firstLine="567"/>
+        <w:rPr>
+          <w:rFonts w:ascii="Times New Roman" w:eastAsia="Times New Roman" w:hAnsi="Times New Roman" w:cs="Times New Roman"/>
+          <w:color w:val="000000"/>
+          <w:sz w:val="28"/>
+          <w:szCs w:val="28"/>
+        </w:rPr>
+      </w:pPr>
+      <w:r>
+        <w:rPr>
+          <w:rFonts w:ascii="Times New Roman" w:eastAsia="Times New Roman" w:hAnsi="Times New Roman" w:cs="Times New Roman"/>
+          <w:sz w:val="28"/>
+          <w:szCs w:val="28"/>
+        </w:rPr>
+        <w:t>3</w:t>
+      </w:r>
+      <w:r>
+        <w:rPr>
+          <w:rFonts w:ascii="Times New Roman" w:eastAsia="Times New Roman" w:hAnsi="Times New Roman" w:cs="Times New Roman"/>
+          <w:color w:val="000000"/>
+          <w:sz w:val="28"/>
+          <w:szCs w:val="28"/>
+        </w:rPr>
+        <w:t>.1.  Требования к функциональным характеристикам программы</w:t>
+      </w:r>
     </w:p>
     <w:p>
       <w:pPr>
@@ -839,7 +857,7 @@
           <w:right w:val="nil"/>
           <w:between w:val="nil"/>
         </w:pBdr>
-        <w:spacing w:after="0" w:line="240" w:lineRule="auto"/>
+        <w:spacing w:after="0" w:line="360" w:lineRule="auto"/>
         <w:ind w:firstLine="567"/>
         <w:rPr>
           <w:rFonts w:ascii="Times New Roman" w:eastAsia="Times New Roman" w:hAnsi="Times New Roman" w:cs="Times New Roman"/>
@@ -851,19 +869,237 @@
       <w:r>
         <w:rPr>
           <w:rFonts w:ascii="Times New Roman" w:eastAsia="Times New Roman" w:hAnsi="Times New Roman" w:cs="Times New Roman"/>
-          <w:sz w:val="28"/>
-          <w:szCs w:val="28"/>
-        </w:rPr>
-        <w:t>3</w:t>
-      </w:r>
-      <w:r>
-        <w:rPr>
-          <w:rFonts w:ascii="Times New Roman" w:eastAsia="Times New Roman" w:hAnsi="Times New Roman" w:cs="Times New Roman"/>
-          <w:color w:val="000000"/>
-          <w:sz w:val="28"/>
-          <w:szCs w:val="28"/>
-        </w:rPr>
-        <w:t>.1.  Требования к функциональным характеристикам программы</w:t>
+          <w:color w:val="000000"/>
+          <w:sz w:val="28"/>
+          <w:szCs w:val="28"/>
+        </w:rPr>
+        <w:tab/>
+        <w:t>Для сотрудника деканата программа предоставляет возможность ввода</w:t>
+      </w:r>
+      <w:r>
+        <w:rPr>
+          <w:rFonts w:ascii="Times New Roman" w:eastAsia="Times New Roman" w:hAnsi="Times New Roman" w:cs="Times New Roman"/>
+          <w:color w:val="000000"/>
+          <w:sz w:val="28"/>
+          <w:szCs w:val="28"/>
+        </w:rPr>
+        <w:t xml:space="preserve"> </w:t>
+      </w:r>
+      <w:r>
+        <w:rPr>
+          <w:rFonts w:ascii="Times New Roman" w:eastAsia="Times New Roman" w:hAnsi="Times New Roman" w:cs="Times New Roman"/>
+          <w:color w:val="000000"/>
+          <w:sz w:val="28"/>
+          <w:szCs w:val="28"/>
+        </w:rPr>
+        <w:t>данных студента</w:t>
+      </w:r>
+      <w:r>
+        <w:rPr>
+          <w:rFonts w:ascii="Times New Roman" w:eastAsia="Times New Roman" w:hAnsi="Times New Roman" w:cs="Times New Roman"/>
+          <w:color w:val="000000"/>
+          <w:sz w:val="28"/>
+          <w:szCs w:val="28"/>
+        </w:rPr>
+        <w:t xml:space="preserve">: </w:t>
+      </w:r>
+      <w:r>
+        <w:rPr>
+          <w:rFonts w:ascii="Times New Roman" w:eastAsia="Times New Roman" w:hAnsi="Times New Roman" w:cs="Times New Roman"/>
+          <w:color w:val="000000"/>
+          <w:sz w:val="28"/>
+          <w:szCs w:val="28"/>
+        </w:rPr>
+        <w:t>фамилии</w:t>
+      </w:r>
+      <w:r>
+        <w:rPr>
+          <w:rFonts w:ascii="Times New Roman" w:eastAsia="Times New Roman" w:hAnsi="Times New Roman" w:cs="Times New Roman"/>
+          <w:color w:val="000000"/>
+          <w:sz w:val="28"/>
+          <w:szCs w:val="28"/>
+        </w:rPr>
+        <w:t>, специальности, курса, форму обучения, проживание в общежитии</w:t>
+      </w:r>
+      <w:r>
+        <w:rPr>
+          <w:rFonts w:ascii="Times New Roman" w:eastAsia="Times New Roman" w:hAnsi="Times New Roman" w:cs="Times New Roman"/>
+          <w:color w:val="000000"/>
+          <w:sz w:val="28"/>
+          <w:szCs w:val="28"/>
+        </w:rPr>
+        <w:t xml:space="preserve">, </w:t>
+      </w:r>
+      <w:r>
+        <w:rPr>
+          <w:rFonts w:ascii="Times New Roman" w:eastAsia="Times New Roman" w:hAnsi="Times New Roman" w:cs="Times New Roman"/>
+          <w:color w:val="000000"/>
+          <w:sz w:val="28"/>
+          <w:szCs w:val="28"/>
+        </w:rPr>
+        <w:t>оплата за семестр, внесённая сумма</w:t>
+      </w:r>
+      <w:r>
+        <w:rPr>
+          <w:rFonts w:ascii="Times New Roman" w:eastAsia="Times New Roman" w:hAnsi="Times New Roman" w:cs="Times New Roman"/>
+          <w:color w:val="000000"/>
+          <w:sz w:val="28"/>
+          <w:szCs w:val="28"/>
+        </w:rPr>
+        <w:t>.</w:t>
+      </w:r>
+      <w:r>
+        <w:rPr>
+          <w:rFonts w:ascii="Times New Roman" w:eastAsia="Times New Roman" w:hAnsi="Times New Roman" w:cs="Times New Roman"/>
+          <w:color w:val="000000"/>
+          <w:sz w:val="28"/>
+          <w:szCs w:val="28"/>
+        </w:rPr>
+        <w:t xml:space="preserve"> Программа выводит информацию о всех студентах. Валидация вводимых данных</w:t>
+      </w:r>
+      <w:r>
+        <w:rPr>
+          <w:rFonts w:ascii="Times New Roman" w:eastAsia="Times New Roman" w:hAnsi="Times New Roman" w:cs="Times New Roman"/>
+          <w:color w:val="000000"/>
+          <w:sz w:val="28"/>
+          <w:szCs w:val="28"/>
+        </w:rPr>
+        <w:t xml:space="preserve">: </w:t>
+      </w:r>
+      <w:r>
+        <w:rPr>
+          <w:rFonts w:ascii="Times New Roman" w:eastAsia="Times New Roman" w:hAnsi="Times New Roman" w:cs="Times New Roman"/>
+          <w:color w:val="000000"/>
+          <w:sz w:val="28"/>
+          <w:szCs w:val="28"/>
+        </w:rPr>
+        <w:t>фамилия – только буквы, не пустая строка</w:t>
+      </w:r>
+      <w:r>
+        <w:rPr>
+          <w:rFonts w:ascii="Times New Roman" w:eastAsia="Times New Roman" w:hAnsi="Times New Roman" w:cs="Times New Roman"/>
+          <w:color w:val="000000"/>
+          <w:sz w:val="28"/>
+          <w:szCs w:val="28"/>
+        </w:rPr>
+        <w:t>;</w:t>
+      </w:r>
+      <w:r>
+        <w:rPr>
+          <w:rFonts w:ascii="Times New Roman" w:eastAsia="Times New Roman" w:hAnsi="Times New Roman" w:cs="Times New Roman"/>
+          <w:color w:val="000000"/>
+          <w:sz w:val="28"/>
+          <w:szCs w:val="28"/>
+        </w:rPr>
+        <w:t xml:space="preserve"> специальность – не пустая строка</w:t>
+      </w:r>
+      <w:r>
+        <w:rPr>
+          <w:rFonts w:ascii="Times New Roman" w:eastAsia="Times New Roman" w:hAnsi="Times New Roman" w:cs="Times New Roman"/>
+          <w:color w:val="000000"/>
+          <w:sz w:val="28"/>
+          <w:szCs w:val="28"/>
+        </w:rPr>
+        <w:t>;</w:t>
+      </w:r>
+      <w:r>
+        <w:rPr>
+          <w:rFonts w:ascii="Times New Roman" w:eastAsia="Times New Roman" w:hAnsi="Times New Roman" w:cs="Times New Roman"/>
+          <w:color w:val="000000"/>
+          <w:sz w:val="28"/>
+          <w:szCs w:val="28"/>
+        </w:rPr>
+        <w:t xml:space="preserve"> курс – целое число от 1 до 4, форма обучения – «очное» или «заочное»</w:t>
+      </w:r>
+      <w:r>
+        <w:rPr>
+          <w:rFonts w:ascii="Times New Roman" w:eastAsia="Times New Roman" w:hAnsi="Times New Roman" w:cs="Times New Roman"/>
+          <w:color w:val="000000"/>
+          <w:sz w:val="28"/>
+          <w:szCs w:val="28"/>
+        </w:rPr>
+        <w:t>;</w:t>
+      </w:r>
+      <w:r>
+        <w:rPr>
+          <w:rFonts w:ascii="Times New Roman" w:eastAsia="Times New Roman" w:hAnsi="Times New Roman" w:cs="Times New Roman"/>
+          <w:color w:val="000000"/>
+          <w:sz w:val="28"/>
+          <w:szCs w:val="28"/>
+        </w:rPr>
+        <w:t xml:space="preserve"> проживание в общежитии</w:t>
+      </w:r>
+      <w:r>
+        <w:rPr>
+          <w:rFonts w:ascii="Times New Roman" w:eastAsia="Times New Roman" w:hAnsi="Times New Roman" w:cs="Times New Roman"/>
+          <w:color w:val="000000"/>
+          <w:sz w:val="28"/>
+          <w:szCs w:val="28"/>
+        </w:rPr>
+        <w:t xml:space="preserve"> </w:t>
+      </w:r>
+      <w:r>
+        <w:rPr>
+          <w:rFonts w:ascii="Times New Roman" w:eastAsia="Times New Roman" w:hAnsi="Times New Roman" w:cs="Times New Roman"/>
+          <w:color w:val="000000"/>
+          <w:sz w:val="28"/>
+          <w:szCs w:val="28"/>
+        </w:rPr>
+        <w:t>– «да» или «нет»</w:t>
+      </w:r>
+      <w:r>
+        <w:rPr>
+          <w:rFonts w:ascii="Times New Roman" w:eastAsia="Times New Roman" w:hAnsi="Times New Roman" w:cs="Times New Roman"/>
+          <w:color w:val="000000"/>
+          <w:sz w:val="28"/>
+          <w:szCs w:val="28"/>
+        </w:rPr>
+        <w:t xml:space="preserve">; </w:t>
+      </w:r>
+      <w:r>
+        <w:rPr>
+          <w:rFonts w:ascii="Times New Roman" w:eastAsia="Times New Roman" w:hAnsi="Times New Roman" w:cs="Times New Roman"/>
+          <w:color w:val="000000"/>
+          <w:sz w:val="28"/>
+          <w:szCs w:val="28"/>
+        </w:rPr>
+        <w:t>оплата за семестр – положительное число</w:t>
+      </w:r>
+      <w:r>
+        <w:rPr>
+          <w:rFonts w:ascii="Times New Roman" w:eastAsia="Times New Roman" w:hAnsi="Times New Roman" w:cs="Times New Roman"/>
+          <w:color w:val="000000"/>
+          <w:sz w:val="28"/>
+          <w:szCs w:val="28"/>
+        </w:rPr>
+        <w:t xml:space="preserve">; </w:t>
+      </w:r>
+      <w:r>
+        <w:rPr>
+          <w:rFonts w:ascii="Times New Roman" w:eastAsia="Times New Roman" w:hAnsi="Times New Roman" w:cs="Times New Roman"/>
+          <w:color w:val="000000"/>
+          <w:sz w:val="28"/>
+          <w:szCs w:val="28"/>
+        </w:rPr>
+        <w:t>внесённая сумма – положительное число</w:t>
+      </w:r>
+      <w:r>
+        <w:rPr>
+          <w:rFonts w:ascii="Times New Roman" w:eastAsia="Times New Roman" w:hAnsi="Times New Roman" w:cs="Times New Roman"/>
+          <w:color w:val="000000"/>
+          <w:sz w:val="28"/>
+          <w:szCs w:val="28"/>
+        </w:rPr>
+        <w:t xml:space="preserve">. </w:t>
+      </w:r>
+      <w:r>
+        <w:rPr>
+          <w:rFonts w:ascii="Times New Roman" w:eastAsia="Times New Roman" w:hAnsi="Times New Roman" w:cs="Times New Roman"/>
+          <w:color w:val="000000"/>
+          <w:sz w:val="28"/>
+          <w:szCs w:val="28"/>
+        </w:rPr>
+        <w:t>При ошибке программа выводит сообщение и повторно запрашивает значение.</w:t>
       </w:r>
     </w:p>
     <w:p>
@@ -875,7 +1111,7 @@
           <w:right w:val="nil"/>
           <w:between w:val="nil"/>
         </w:pBdr>
-        <w:spacing w:after="200" w:line="240" w:lineRule="auto"/>
+        <w:spacing w:after="0" w:line="360" w:lineRule="auto"/>
         <w:ind w:firstLine="567"/>
         <w:rPr>
           <w:rFonts w:ascii="Times New Roman" w:eastAsia="Times New Roman" w:hAnsi="Times New Roman" w:cs="Times New Roman"/>
@@ -887,21 +1123,19 @@
       <w:r>
         <w:rPr>
           <w:rFonts w:ascii="Times New Roman" w:eastAsia="Times New Roman" w:hAnsi="Times New Roman" w:cs="Times New Roman"/>
-          <w:color w:val="000000"/>
-          <w:sz w:val="28"/>
-          <w:szCs w:val="28"/>
-        </w:rPr>
-        <w:tab/>
-        <w:t>Для сотрудника деканата программа предоставляет возможность ввода данных о студента</w:t>
-      </w:r>
-      <w:r>
-        <w:rPr>
-          <w:rFonts w:ascii="Times New Roman" w:eastAsia="Times New Roman" w:hAnsi="Times New Roman" w:cs="Times New Roman"/>
-          <w:color w:val="000000"/>
-          <w:sz w:val="28"/>
-          <w:szCs w:val="28"/>
-        </w:rPr>
-        <w:t>х.</w:t>
+          <w:sz w:val="28"/>
+          <w:szCs w:val="28"/>
+        </w:rPr>
+        <w:t>3</w:t>
+      </w:r>
+      <w:r>
+        <w:rPr>
+          <w:rFonts w:ascii="Times New Roman" w:eastAsia="Times New Roman" w:hAnsi="Times New Roman" w:cs="Times New Roman"/>
+          <w:color w:val="000000"/>
+          <w:sz w:val="28"/>
+          <w:szCs w:val="28"/>
+        </w:rPr>
+        <w:t>.2. Требования к надежности</w:t>
       </w:r>
     </w:p>
     <w:p>
@@ -913,7 +1147,7 @@
           <w:right w:val="nil"/>
           <w:between w:val="nil"/>
         </w:pBdr>
-        <w:spacing w:after="0" w:line="240" w:lineRule="auto"/>
+        <w:spacing w:after="0" w:line="360" w:lineRule="auto"/>
         <w:ind w:firstLine="567"/>
         <w:rPr>
           <w:rFonts w:ascii="Times New Roman" w:eastAsia="Times New Roman" w:hAnsi="Times New Roman" w:cs="Times New Roman"/>
@@ -925,22 +1159,677 @@
       <w:r>
         <w:rPr>
           <w:rFonts w:ascii="Times New Roman" w:eastAsia="Times New Roman" w:hAnsi="Times New Roman" w:cs="Times New Roman"/>
-          <w:sz w:val="28"/>
-          <w:szCs w:val="28"/>
-        </w:rPr>
-        <w:t>3</w:t>
-      </w:r>
-      <w:r>
-        <w:rPr>
-          <w:rFonts w:ascii="Times New Roman" w:eastAsia="Times New Roman" w:hAnsi="Times New Roman" w:cs="Times New Roman"/>
-          <w:color w:val="000000"/>
-          <w:sz w:val="28"/>
-          <w:szCs w:val="28"/>
-        </w:rPr>
-        <w:t>.2. Требования к надежности</w:t>
+          <w:color w:val="000000"/>
+          <w:sz w:val="28"/>
+          <w:szCs w:val="28"/>
+        </w:rPr>
+        <w:tab/>
+      </w:r>
+      <w:r>
+        <w:rPr>
+          <w:rFonts w:ascii="Times New Roman" w:eastAsia="Times New Roman" w:hAnsi="Times New Roman" w:cs="Times New Roman"/>
+          <w:color w:val="000000"/>
+          <w:sz w:val="28"/>
+          <w:szCs w:val="28"/>
+        </w:rPr>
+        <w:t>Программа не должна завершаться аварийно при любых некорректных действиях пользователя.</w:t>
+      </w:r>
+    </w:p>
+    <w:p>
+      <w:pPr>
+        <w:spacing w:after="0" w:line="360" w:lineRule="auto"/>
+        <w:ind w:firstLine="567"/>
+        <w:rPr>
+          <w:rFonts w:ascii="Times New Roman" w:eastAsia="Times New Roman" w:hAnsi="Times New Roman" w:cs="Times New Roman"/>
+          <w:sz w:val="28"/>
+          <w:szCs w:val="28"/>
+        </w:rPr>
+      </w:pPr>
+      <w:r>
+        <w:rPr>
+          <w:rFonts w:ascii="Times New Roman" w:eastAsia="Times New Roman" w:hAnsi="Times New Roman" w:cs="Times New Roman"/>
+          <w:sz w:val="28"/>
+          <w:szCs w:val="28"/>
+        </w:rPr>
+        <w:t>3.3. Условия эксплуатации</w:t>
+      </w:r>
+    </w:p>
+    <w:p>
+      <w:pPr>
+        <w:spacing w:after="0" w:line="360" w:lineRule="auto"/>
+        <w:rPr>
+          <w:rFonts w:ascii="Times New Roman" w:eastAsia="Times New Roman" w:hAnsi="Times New Roman" w:cs="Times New Roman"/>
+          <w:sz w:val="28"/>
+          <w:szCs w:val="28"/>
+        </w:rPr>
+      </w:pPr>
+      <w:r>
+        <w:rPr>
+          <w:rFonts w:ascii="Times New Roman" w:eastAsia="Times New Roman" w:hAnsi="Times New Roman" w:cs="Times New Roman"/>
+          <w:sz w:val="28"/>
+          <w:szCs w:val="28"/>
+        </w:rPr>
+        <w:tab/>
+        <w:t>Программа запускается на персональном компьютере сотрудника деканата.</w:t>
+      </w:r>
+    </w:p>
+    <w:p>
+      <w:pPr>
+        <w:spacing w:after="0" w:line="360" w:lineRule="auto"/>
+        <w:rPr>
+          <w:rFonts w:ascii="Times New Roman" w:eastAsia="Times New Roman" w:hAnsi="Times New Roman" w:cs="Times New Roman"/>
+          <w:sz w:val="28"/>
+          <w:szCs w:val="28"/>
+        </w:rPr>
+      </w:pPr>
+      <w:r>
+        <w:rPr>
+          <w:rFonts w:ascii="Times New Roman" w:eastAsia="Times New Roman" w:hAnsi="Times New Roman" w:cs="Times New Roman"/>
+          <w:sz w:val="28"/>
+          <w:szCs w:val="28"/>
+        </w:rPr>
+        <w:t xml:space="preserve">        3.4. Требования к составу и параметрам технических средств</w:t>
+      </w:r>
+    </w:p>
+    <w:p>
+      <w:pPr>
+        <w:spacing w:after="0" w:line="360" w:lineRule="auto"/>
+        <w:rPr>
+          <w:rFonts w:ascii="Times New Roman" w:eastAsia="Times New Roman" w:hAnsi="Times New Roman" w:cs="Times New Roman"/>
+          <w:sz w:val="28"/>
+          <w:szCs w:val="28"/>
+          <w:lang w:val="en-US"/>
+        </w:rPr>
+      </w:pPr>
+      <w:r>
+        <w:rPr>
+          <w:rFonts w:ascii="Times New Roman" w:eastAsia="Times New Roman" w:hAnsi="Times New Roman" w:cs="Times New Roman"/>
+          <w:sz w:val="28"/>
+          <w:szCs w:val="28"/>
+        </w:rPr>
+        <w:tab/>
+      </w:r>
+      <w:r>
+        <w:rPr>
+          <w:rFonts w:ascii="Times New Roman" w:eastAsia="Times New Roman" w:hAnsi="Times New Roman" w:cs="Times New Roman"/>
+          <w:sz w:val="28"/>
+          <w:szCs w:val="28"/>
+        </w:rPr>
+        <w:t>Состав технических средств</w:t>
+      </w:r>
+      <w:r>
+        <w:rPr>
+          <w:rFonts w:ascii="Times New Roman" w:eastAsia="Times New Roman" w:hAnsi="Times New Roman" w:cs="Times New Roman"/>
+          <w:sz w:val="28"/>
+          <w:szCs w:val="28"/>
+          <w:lang w:val="en-US"/>
+        </w:rPr>
+        <w:t>:</w:t>
+      </w:r>
+    </w:p>
+    <w:p>
+      <w:pPr>
+        <w:pStyle w:val="a5"/>
+        <w:numPr>
+          <w:ilvl w:val="0"/>
+          <w:numId w:val="2"/>
+        </w:numPr>
+        <w:spacing w:after="0" w:line="360" w:lineRule="auto"/>
+        <w:rPr>
+          <w:rFonts w:ascii="Times New Roman" w:eastAsia="Times New Roman" w:hAnsi="Times New Roman" w:cs="Times New Roman"/>
+          <w:sz w:val="28"/>
+          <w:szCs w:val="28"/>
+        </w:rPr>
+      </w:pPr>
+      <w:r>
+        <w:rPr>
+          <w:rFonts w:ascii="Times New Roman" w:eastAsia="Times New Roman" w:hAnsi="Times New Roman" w:cs="Times New Roman"/>
+          <w:sz w:val="28"/>
+          <w:szCs w:val="28"/>
+        </w:rPr>
+        <w:t>Компьютер пользователя, включающий в себя</w:t>
+      </w:r>
+      <w:r>
+        <w:rPr>
+          <w:rFonts w:ascii="Times New Roman" w:eastAsia="Times New Roman" w:hAnsi="Times New Roman" w:cs="Times New Roman"/>
+          <w:sz w:val="28"/>
+          <w:szCs w:val="28"/>
+        </w:rPr>
+        <w:t>:</w:t>
+      </w:r>
+    </w:p>
+    <w:p>
+      <w:pPr>
+        <w:pStyle w:val="a4"/>
+        <w:numPr>
+          <w:ilvl w:val="1"/>
+          <w:numId w:val="2"/>
+        </w:numPr>
+        <w:shd w:val="clear" w:color="auto" w:fill="FBFBFB"/>
+        <w:spacing w:before="0" w:beforeAutospacing="0" w:after="0" w:afterAutospacing="0" w:line="360" w:lineRule="auto"/>
+        <w:ind w:right="460"/>
+        <w:rPr>
+          <w:sz w:val="28"/>
+          <w:szCs w:val="28"/>
+        </w:rPr>
+      </w:pPr>
+      <w:r>
+        <w:rPr>
+          <w:sz w:val="28"/>
+          <w:szCs w:val="28"/>
+        </w:rPr>
+        <w:t xml:space="preserve">процессор x86 с тактовой частотой, не менее </w:t>
+      </w:r>
+      <w:r>
+        <w:rPr>
+          <w:sz w:val="28"/>
+          <w:szCs w:val="28"/>
+        </w:rPr>
+        <w:t>2,5</w:t>
+      </w:r>
+      <w:r>
+        <w:rPr>
+          <w:sz w:val="28"/>
+          <w:szCs w:val="28"/>
+        </w:rPr>
+        <w:t xml:space="preserve"> ГГц</w:t>
+      </w:r>
+      <w:r>
+        <w:rPr>
+          <w:sz w:val="28"/>
+          <w:szCs w:val="28"/>
+        </w:rPr>
+        <w:t xml:space="preserve"> (не менее 4 физических ядер)</w:t>
+      </w:r>
+      <w:r>
+        <w:rPr>
+          <w:sz w:val="28"/>
+          <w:szCs w:val="28"/>
+        </w:rPr>
+        <w:t>;</w:t>
+      </w:r>
+    </w:p>
+    <w:p>
+      <w:pPr>
+        <w:pStyle w:val="a4"/>
+        <w:numPr>
+          <w:ilvl w:val="1"/>
+          <w:numId w:val="2"/>
+        </w:numPr>
+        <w:shd w:val="clear" w:color="auto" w:fill="FBFBFB"/>
+        <w:spacing w:before="0" w:beforeAutospacing="0" w:after="0" w:afterAutospacing="0" w:line="360" w:lineRule="auto"/>
+        <w:ind w:right="460"/>
+        <w:rPr>
+          <w:sz w:val="28"/>
+          <w:szCs w:val="28"/>
+        </w:rPr>
+      </w:pPr>
+      <w:r>
+        <w:rPr>
+          <w:sz w:val="28"/>
+          <w:szCs w:val="28"/>
+        </w:rPr>
+        <w:t xml:space="preserve">оперативную память объемом, не менее </w:t>
+      </w:r>
+      <w:r>
+        <w:rPr>
+          <w:sz w:val="28"/>
+          <w:szCs w:val="28"/>
+        </w:rPr>
+        <w:t>4</w:t>
+      </w:r>
+      <w:r>
+        <w:rPr>
+          <w:sz w:val="28"/>
+          <w:szCs w:val="28"/>
+        </w:rPr>
+        <w:t xml:space="preserve"> Гб;</w:t>
+      </w:r>
+    </w:p>
+    <w:p>
+      <w:pPr>
+        <w:pStyle w:val="a4"/>
+        <w:numPr>
+          <w:ilvl w:val="1"/>
+          <w:numId w:val="2"/>
+        </w:numPr>
+        <w:shd w:val="clear" w:color="auto" w:fill="FBFBFB"/>
+        <w:spacing w:before="0" w:beforeAutospacing="0" w:after="0" w:afterAutospacing="0" w:line="360" w:lineRule="auto"/>
+        <w:ind w:right="460"/>
+        <w:rPr>
+          <w:sz w:val="28"/>
+          <w:szCs w:val="28"/>
+        </w:rPr>
+      </w:pPr>
+      <w:r>
+        <w:rPr>
+          <w:sz w:val="28"/>
+          <w:szCs w:val="28"/>
+        </w:rPr>
+        <w:lastRenderedPageBreak/>
+        <w:t>видеокарту, монитор, мышь, клавиатура.</w:t>
+      </w:r>
+    </w:p>
+    <w:p>
+      <w:pPr>
+        <w:spacing w:after="0" w:line="360" w:lineRule="auto"/>
+        <w:rPr>
+          <w:rFonts w:ascii="Times New Roman" w:eastAsia="Times New Roman" w:hAnsi="Times New Roman" w:cs="Times New Roman"/>
+          <w:sz w:val="28"/>
+          <w:szCs w:val="28"/>
+        </w:rPr>
+      </w:pPr>
+      <w:r>
+        <w:rPr>
+          <w:rFonts w:ascii="Times New Roman" w:eastAsia="Times New Roman" w:hAnsi="Times New Roman" w:cs="Times New Roman"/>
+          <w:sz w:val="28"/>
+          <w:szCs w:val="28"/>
+        </w:rPr>
+        <w:t xml:space="preserve">       3.5. Требования к информационной и программной совместимости</w:t>
+      </w:r>
+    </w:p>
+    <w:p>
+      <w:pPr>
+        <w:spacing w:after="0" w:line="360" w:lineRule="auto"/>
+        <w:rPr>
+          <w:rFonts w:ascii="Times New Roman" w:eastAsia="Times New Roman" w:hAnsi="Times New Roman" w:cs="Times New Roman"/>
+          <w:sz w:val="28"/>
+          <w:szCs w:val="28"/>
+        </w:rPr>
+      </w:pPr>
+      <w:r>
+        <w:rPr>
+          <w:rFonts w:ascii="Times New Roman" w:eastAsia="Times New Roman" w:hAnsi="Times New Roman" w:cs="Times New Roman"/>
+          <w:sz w:val="28"/>
+          <w:szCs w:val="28"/>
+        </w:rPr>
+        <w:tab/>
+      </w:r>
+      <w:r>
+        <w:rPr>
+          <w:rFonts w:ascii="Times New Roman" w:eastAsia="Times New Roman" w:hAnsi="Times New Roman" w:cs="Times New Roman"/>
+          <w:sz w:val="28"/>
+          <w:szCs w:val="28"/>
+        </w:rPr>
+        <w:t>Язык программирования</w:t>
+      </w:r>
+      <w:r>
+        <w:rPr>
+          <w:rFonts w:ascii="Times New Roman" w:eastAsia="Times New Roman" w:hAnsi="Times New Roman" w:cs="Times New Roman"/>
+          <w:sz w:val="28"/>
+          <w:szCs w:val="28"/>
+        </w:rPr>
+        <w:t xml:space="preserve">: </w:t>
+      </w:r>
+      <w:r>
+        <w:rPr>
+          <w:rFonts w:ascii="Times New Roman" w:eastAsia="Times New Roman" w:hAnsi="Times New Roman" w:cs="Times New Roman"/>
+          <w:sz w:val="28"/>
+          <w:szCs w:val="28"/>
+          <w:lang w:val="en-US"/>
+        </w:rPr>
+        <w:t>C</w:t>
+      </w:r>
+      <w:r>
+        <w:rPr>
+          <w:rFonts w:ascii="Times New Roman" w:eastAsia="Times New Roman" w:hAnsi="Times New Roman" w:cs="Times New Roman"/>
+          <w:sz w:val="28"/>
+          <w:szCs w:val="28"/>
+        </w:rPr>
+        <w:t xml:space="preserve"># </w:t>
+      </w:r>
+      <w:r>
+        <w:rPr>
+          <w:rFonts w:ascii="Times New Roman" w:eastAsia="Times New Roman" w:hAnsi="Times New Roman" w:cs="Times New Roman"/>
+          <w:sz w:val="28"/>
+          <w:szCs w:val="28"/>
+        </w:rPr>
+        <w:t xml:space="preserve">версии 7.0 или выше. </w:t>
+      </w:r>
+    </w:p>
+    <w:p>
+      <w:pPr>
+        <w:spacing w:after="0" w:line="360" w:lineRule="auto"/>
+        <w:rPr>
+          <w:rFonts w:ascii="Times New Roman" w:eastAsia="Times New Roman" w:hAnsi="Times New Roman" w:cs="Times New Roman"/>
+          <w:sz w:val="28"/>
+          <w:szCs w:val="28"/>
+          <w:lang w:val="en-US"/>
+        </w:rPr>
+      </w:pPr>
+      <w:r>
+        <w:rPr>
+          <w:rFonts w:ascii="Times New Roman" w:eastAsia="Times New Roman" w:hAnsi="Times New Roman" w:cs="Times New Roman"/>
+          <w:sz w:val="28"/>
+          <w:szCs w:val="28"/>
+        </w:rPr>
+        <w:t xml:space="preserve">Платформа </w:t>
+      </w:r>
+      <w:r>
+        <w:rPr>
+          <w:rFonts w:ascii="Times New Roman" w:eastAsia="Times New Roman" w:hAnsi="Times New Roman" w:cs="Times New Roman"/>
+          <w:sz w:val="28"/>
+          <w:szCs w:val="28"/>
+          <w:lang w:val="en-US"/>
+        </w:rPr>
+        <w:t>.NET</w:t>
+      </w:r>
+      <w:r>
+        <w:rPr>
+          <w:rFonts w:ascii="Times New Roman" w:eastAsia="Times New Roman" w:hAnsi="Times New Roman" w:cs="Times New Roman"/>
+          <w:sz w:val="28"/>
+          <w:szCs w:val="28"/>
+          <w:lang w:val="en-US"/>
+        </w:rPr>
+        <w:t>: .NET 5.0</w:t>
+      </w:r>
+      <w:r>
+        <w:rPr>
+          <w:rFonts w:ascii="Times New Roman" w:eastAsia="Times New Roman" w:hAnsi="Times New Roman" w:cs="Times New Roman"/>
+          <w:sz w:val="28"/>
+          <w:szCs w:val="28"/>
+        </w:rPr>
+        <w:t>.</w:t>
+      </w:r>
+      <w:r>
+        <w:rPr>
+          <w:rFonts w:ascii="Times New Roman" w:eastAsia="Times New Roman" w:hAnsi="Times New Roman" w:cs="Times New Roman"/>
+          <w:sz w:val="28"/>
+          <w:szCs w:val="28"/>
+          <w:lang w:val="en-US"/>
+        </w:rPr>
+        <w:t xml:space="preserve"> </w:t>
+      </w:r>
+    </w:p>
+    <w:p>
+      <w:pPr>
+        <w:spacing w:after="0" w:line="360" w:lineRule="auto"/>
+        <w:rPr>
+          <w:rFonts w:ascii="Times New Roman" w:eastAsia="Times New Roman" w:hAnsi="Times New Roman" w:cs="Times New Roman"/>
+          <w:sz w:val="28"/>
+          <w:szCs w:val="28"/>
+        </w:rPr>
+      </w:pPr>
+      <w:r>
+        <w:rPr>
+          <w:rFonts w:ascii="Times New Roman" w:eastAsia="Times New Roman" w:hAnsi="Times New Roman" w:cs="Times New Roman"/>
+          <w:sz w:val="28"/>
+          <w:szCs w:val="28"/>
+        </w:rPr>
+        <w:t>В одной папке проекта должны содержаться файлы</w:t>
+      </w:r>
+      <w:r>
+        <w:rPr>
+          <w:rFonts w:ascii="Times New Roman" w:eastAsia="Times New Roman" w:hAnsi="Times New Roman" w:cs="Times New Roman"/>
+          <w:sz w:val="28"/>
+          <w:szCs w:val="28"/>
+        </w:rPr>
+        <w:t xml:space="preserve"> </w:t>
+      </w:r>
+      <w:r>
+        <w:rPr>
+          <w:rFonts w:ascii="Times New Roman" w:eastAsia="Times New Roman" w:hAnsi="Times New Roman" w:cs="Times New Roman"/>
+          <w:sz w:val="28"/>
+          <w:szCs w:val="28"/>
+        </w:rPr>
+        <w:t xml:space="preserve">формата </w:t>
+      </w:r>
+      <w:proofErr w:type="spellStart"/>
+      <w:r>
+        <w:rPr>
+          <w:rFonts w:ascii="Times New Roman" w:eastAsia="Times New Roman" w:hAnsi="Times New Roman" w:cs="Times New Roman"/>
+          <w:sz w:val="28"/>
+          <w:szCs w:val="28"/>
+          <w:lang w:val="en-US"/>
+        </w:rPr>
+        <w:t>dll</w:t>
+      </w:r>
+      <w:proofErr w:type="spellEnd"/>
+      <w:r>
+        <w:rPr>
+          <w:rFonts w:ascii="Times New Roman" w:eastAsia="Times New Roman" w:hAnsi="Times New Roman" w:cs="Times New Roman"/>
+          <w:sz w:val="28"/>
+          <w:szCs w:val="28"/>
+        </w:rPr>
+        <w:t xml:space="preserve"> </w:t>
+      </w:r>
+      <w:r>
+        <w:rPr>
+          <w:rFonts w:ascii="Times New Roman" w:eastAsia="Times New Roman" w:hAnsi="Times New Roman" w:cs="Times New Roman"/>
+          <w:sz w:val="28"/>
+          <w:szCs w:val="28"/>
+        </w:rPr>
+        <w:t xml:space="preserve">и </w:t>
+      </w:r>
+      <w:r>
+        <w:rPr>
+          <w:rFonts w:ascii="Times New Roman" w:eastAsia="Times New Roman" w:hAnsi="Times New Roman" w:cs="Times New Roman"/>
+          <w:sz w:val="28"/>
+          <w:szCs w:val="28"/>
+          <w:lang w:val="en-US"/>
+        </w:rPr>
+        <w:t>exe</w:t>
+      </w:r>
+      <w:r>
+        <w:rPr>
+          <w:rFonts w:ascii="Times New Roman" w:eastAsia="Times New Roman" w:hAnsi="Times New Roman" w:cs="Times New Roman"/>
+          <w:sz w:val="28"/>
+          <w:szCs w:val="28"/>
+        </w:rPr>
+        <w:t>.</w:t>
+      </w:r>
+    </w:p>
+    <w:p>
+      <w:pPr>
+        <w:spacing w:after="0" w:line="360" w:lineRule="auto"/>
+        <w:rPr>
+          <w:rFonts w:ascii="Times New Roman" w:eastAsia="Times New Roman" w:hAnsi="Times New Roman" w:cs="Times New Roman"/>
+          <w:sz w:val="28"/>
+          <w:szCs w:val="28"/>
+        </w:rPr>
+      </w:pPr>
+      <w:r>
+        <w:rPr>
+          <w:rFonts w:ascii="Times New Roman" w:eastAsia="Times New Roman" w:hAnsi="Times New Roman" w:cs="Times New Roman"/>
+          <w:sz w:val="28"/>
+          <w:szCs w:val="28"/>
+        </w:rPr>
+        <w:t xml:space="preserve">Исходный код можно открыть и скомпилировать в </w:t>
+      </w:r>
+      <w:r>
+        <w:rPr>
+          <w:rFonts w:ascii="Times New Roman" w:eastAsia="Times New Roman" w:hAnsi="Times New Roman" w:cs="Times New Roman"/>
+          <w:sz w:val="28"/>
+          <w:szCs w:val="28"/>
+          <w:lang w:val="en-US"/>
+        </w:rPr>
+        <w:t>Microsoft</w:t>
+      </w:r>
+      <w:r>
+        <w:rPr>
+          <w:rFonts w:ascii="Times New Roman" w:eastAsia="Times New Roman" w:hAnsi="Times New Roman" w:cs="Times New Roman"/>
+          <w:sz w:val="28"/>
+          <w:szCs w:val="28"/>
+        </w:rPr>
+        <w:t xml:space="preserve"> </w:t>
+      </w:r>
+      <w:r>
+        <w:rPr>
+          <w:rFonts w:ascii="Times New Roman" w:eastAsia="Times New Roman" w:hAnsi="Times New Roman" w:cs="Times New Roman"/>
+          <w:sz w:val="28"/>
+          <w:szCs w:val="28"/>
+          <w:lang w:val="en-US"/>
+        </w:rPr>
+        <w:t>Visual</w:t>
+      </w:r>
+      <w:r>
+        <w:rPr>
+          <w:rFonts w:ascii="Times New Roman" w:eastAsia="Times New Roman" w:hAnsi="Times New Roman" w:cs="Times New Roman"/>
+          <w:sz w:val="28"/>
+          <w:szCs w:val="28"/>
+        </w:rPr>
+        <w:t xml:space="preserve"> </w:t>
+      </w:r>
+      <w:r>
+        <w:rPr>
+          <w:rFonts w:ascii="Times New Roman" w:eastAsia="Times New Roman" w:hAnsi="Times New Roman" w:cs="Times New Roman"/>
+          <w:sz w:val="28"/>
+          <w:szCs w:val="28"/>
+          <w:lang w:val="en-US"/>
+        </w:rPr>
+        <w:t>Studio</w:t>
+      </w:r>
+      <w:r>
+        <w:rPr>
+          <w:rFonts w:ascii="Times New Roman" w:eastAsia="Times New Roman" w:hAnsi="Times New Roman" w:cs="Times New Roman"/>
+          <w:sz w:val="28"/>
+          <w:szCs w:val="28"/>
+        </w:rPr>
+        <w:t xml:space="preserve"> 2019, 2022.</w:t>
       </w:r>
       <w:bookmarkStart w:id="0" w:name="_GoBack"/>
       <w:bookmarkEnd w:id="0"/>
+      <w:r>
+        <w:rPr>
+          <w:rFonts w:ascii="Times New Roman" w:eastAsia="Times New Roman" w:hAnsi="Times New Roman" w:cs="Times New Roman"/>
+          <w:sz w:val="28"/>
+          <w:szCs w:val="28"/>
+        </w:rPr>
+        <w:t xml:space="preserve"> </w:t>
+      </w:r>
+    </w:p>
+    <w:p>
+      <w:pPr>
+        <w:spacing w:after="0" w:line="360" w:lineRule="auto"/>
+        <w:rPr>
+          <w:rFonts w:ascii="Times New Roman" w:eastAsia="Times New Roman" w:hAnsi="Times New Roman" w:cs="Times New Roman"/>
+          <w:sz w:val="28"/>
+          <w:szCs w:val="28"/>
+        </w:rPr>
+      </w:pPr>
+      <w:r>
+        <w:rPr>
+          <w:rFonts w:ascii="Times New Roman" w:eastAsia="Times New Roman" w:hAnsi="Times New Roman" w:cs="Times New Roman"/>
+          <w:sz w:val="28"/>
+          <w:szCs w:val="28"/>
+        </w:rPr>
+        <w:t>Дополнительное ПО не требуется.</w:t>
+      </w:r>
+    </w:p>
+    <w:p>
+      <w:pPr>
+        <w:spacing w:after="0" w:line="360" w:lineRule="auto"/>
+        <w:rPr>
+          <w:rFonts w:ascii="Times New Roman" w:eastAsia="Times New Roman" w:hAnsi="Times New Roman" w:cs="Times New Roman"/>
+          <w:sz w:val="28"/>
+          <w:szCs w:val="28"/>
+        </w:rPr>
+      </w:pPr>
+      <w:r>
+        <w:rPr>
+          <w:rFonts w:ascii="Times New Roman" w:eastAsia="Times New Roman" w:hAnsi="Times New Roman" w:cs="Times New Roman"/>
+          <w:sz w:val="28"/>
+          <w:szCs w:val="28"/>
+        </w:rPr>
+        <w:t xml:space="preserve">       3.6. Требования к маркировке и упаковке</w:t>
+      </w:r>
+    </w:p>
+    <w:p>
+      <w:pPr>
+        <w:spacing w:after="0" w:line="360" w:lineRule="auto"/>
+        <w:rPr>
+          <w:rFonts w:ascii="Times New Roman" w:eastAsia="Times New Roman" w:hAnsi="Times New Roman" w:cs="Times New Roman"/>
+          <w:sz w:val="28"/>
+          <w:szCs w:val="28"/>
+        </w:rPr>
+      </w:pPr>
+      <w:r>
+        <w:rPr>
+          <w:rFonts w:ascii="Times New Roman" w:eastAsia="Times New Roman" w:hAnsi="Times New Roman" w:cs="Times New Roman"/>
+          <w:sz w:val="28"/>
+          <w:szCs w:val="28"/>
+        </w:rPr>
+        <w:tab/>
+        <w:t>Не требуется</w:t>
+      </w:r>
+    </w:p>
+    <w:p>
+      <w:pPr>
+        <w:spacing w:after="0" w:line="360" w:lineRule="auto"/>
+        <w:ind w:left="142"/>
+        <w:rPr>
+          <w:rFonts w:ascii="Times New Roman" w:eastAsia="Times New Roman" w:hAnsi="Times New Roman" w:cs="Times New Roman"/>
+          <w:sz w:val="28"/>
+          <w:szCs w:val="28"/>
+        </w:rPr>
+      </w:pPr>
+      <w:r>
+        <w:rPr>
+          <w:rFonts w:ascii="Times New Roman" w:eastAsia="Times New Roman" w:hAnsi="Times New Roman" w:cs="Times New Roman"/>
+          <w:sz w:val="28"/>
+          <w:szCs w:val="28"/>
+        </w:rPr>
+        <w:t xml:space="preserve">    3.7. Требования к транспортированию и хранению</w:t>
+      </w:r>
+    </w:p>
+    <w:p>
+      <w:pPr>
+        <w:spacing w:after="0" w:line="360" w:lineRule="auto"/>
+        <w:ind w:left="142"/>
+        <w:rPr>
+          <w:rFonts w:ascii="Times New Roman" w:eastAsia="Times New Roman" w:hAnsi="Times New Roman" w:cs="Times New Roman"/>
+          <w:sz w:val="28"/>
+          <w:szCs w:val="28"/>
+        </w:rPr>
+      </w:pPr>
+      <w:r>
+        <w:rPr>
+          <w:rFonts w:ascii="Times New Roman" w:eastAsia="Times New Roman" w:hAnsi="Times New Roman" w:cs="Times New Roman"/>
+          <w:sz w:val="28"/>
+          <w:szCs w:val="28"/>
+        </w:rPr>
+        <w:tab/>
+        <w:t>Не требуется.</w:t>
+      </w:r>
+    </w:p>
+    <w:p>
+      <w:pPr>
+        <w:spacing w:after="0" w:line="360" w:lineRule="auto"/>
+        <w:ind w:left="142"/>
+        <w:rPr>
+          <w:rFonts w:ascii="Times New Roman" w:eastAsia="Times New Roman" w:hAnsi="Times New Roman" w:cs="Times New Roman"/>
+          <w:sz w:val="28"/>
+          <w:szCs w:val="28"/>
+        </w:rPr>
+      </w:pPr>
+      <w:r>
+        <w:rPr>
+          <w:rFonts w:ascii="Times New Roman" w:eastAsia="Times New Roman" w:hAnsi="Times New Roman" w:cs="Times New Roman"/>
+          <w:sz w:val="28"/>
+          <w:szCs w:val="28"/>
+        </w:rPr>
+        <w:t xml:space="preserve">    3.8. Специальные требования</w:t>
+      </w:r>
+    </w:p>
+    <w:p>
+      <w:pPr>
+        <w:spacing w:after="0" w:line="360" w:lineRule="auto"/>
+        <w:ind w:left="142"/>
+        <w:rPr>
+          <w:rFonts w:ascii="Times New Roman" w:eastAsia="Times New Roman" w:hAnsi="Times New Roman" w:cs="Times New Roman"/>
+          <w:sz w:val="28"/>
+          <w:szCs w:val="28"/>
+        </w:rPr>
+      </w:pPr>
+      <w:r>
+        <w:rPr>
+          <w:rFonts w:ascii="Times New Roman" w:eastAsia="Times New Roman" w:hAnsi="Times New Roman" w:cs="Times New Roman"/>
+          <w:sz w:val="28"/>
+          <w:szCs w:val="28"/>
+        </w:rPr>
+        <w:tab/>
+        <w:t>Не требуется.</w:t>
+      </w:r>
     </w:p>
     <w:p>
       <w:pPr>
@@ -951,392 +1840,54 @@
           <w:right w:val="nil"/>
           <w:between w:val="nil"/>
         </w:pBdr>
-        <w:spacing w:after="0" w:line="240" w:lineRule="auto"/>
-        <w:ind w:firstLine="567"/>
-        <w:rPr>
-          <w:rFonts w:ascii="Times New Roman" w:eastAsia="Times New Roman" w:hAnsi="Times New Roman" w:cs="Times New Roman"/>
-          <w:color w:val="000000"/>
-          <w:sz w:val="28"/>
-          <w:szCs w:val="28"/>
-        </w:rPr>
-      </w:pPr>
-      <w:r>
-        <w:rPr>
-          <w:rFonts w:ascii="Times New Roman" w:eastAsia="Times New Roman" w:hAnsi="Times New Roman" w:cs="Times New Roman"/>
-          <w:color w:val="000000"/>
-          <w:sz w:val="28"/>
-          <w:szCs w:val="28"/>
-        </w:rPr>
-        <w:tab/>
-      </w:r>
-      <w:r>
-        <w:rPr>
-          <w:rFonts w:ascii="Times New Roman" w:eastAsia="Times New Roman" w:hAnsi="Times New Roman" w:cs="Times New Roman"/>
-          <w:color w:val="000000"/>
-          <w:sz w:val="28"/>
-          <w:szCs w:val="28"/>
-        </w:rPr>
-        <w:t>Программа не должна завершаться аварийно при любых некорректных действиях пользователя.</w:t>
-      </w:r>
-    </w:p>
-    <w:p>
-      <w:pPr>
-        <w:spacing w:after="200" w:line="240" w:lineRule="auto"/>
-        <w:ind w:firstLine="567"/>
-        <w:rPr>
-          <w:rFonts w:ascii="Times New Roman" w:eastAsia="Times New Roman" w:hAnsi="Times New Roman" w:cs="Times New Roman"/>
-          <w:sz w:val="28"/>
-          <w:szCs w:val="28"/>
-        </w:rPr>
-      </w:pPr>
-      <w:r>
-        <w:rPr>
-          <w:rFonts w:ascii="Times New Roman" w:eastAsia="Times New Roman" w:hAnsi="Times New Roman" w:cs="Times New Roman"/>
-          <w:sz w:val="28"/>
-          <w:szCs w:val="28"/>
-        </w:rPr>
-        <w:t>3.3. Условия эксплуатации</w:t>
-      </w:r>
-    </w:p>
-    <w:p>
-      <w:pPr>
-        <w:spacing w:after="200" w:line="240" w:lineRule="auto"/>
-        <w:rPr>
-          <w:rFonts w:ascii="Times New Roman" w:eastAsia="Times New Roman" w:hAnsi="Times New Roman" w:cs="Times New Roman"/>
-          <w:sz w:val="28"/>
-          <w:szCs w:val="28"/>
-        </w:rPr>
-      </w:pPr>
-      <w:r>
-        <w:rPr>
-          <w:rFonts w:ascii="Times New Roman" w:eastAsia="Times New Roman" w:hAnsi="Times New Roman" w:cs="Times New Roman"/>
-          <w:sz w:val="28"/>
-          <w:szCs w:val="28"/>
-        </w:rPr>
-        <w:tab/>
-        <w:t>Программа запускается на персональном компьютере сотрудника деканата.</w:t>
-      </w:r>
-    </w:p>
-    <w:p>
-      <w:pPr>
-        <w:spacing w:after="200" w:line="240" w:lineRule="auto"/>
-        <w:rPr>
-          <w:rFonts w:ascii="Times New Roman" w:eastAsia="Times New Roman" w:hAnsi="Times New Roman" w:cs="Times New Roman"/>
-          <w:sz w:val="28"/>
-          <w:szCs w:val="28"/>
-        </w:rPr>
-      </w:pPr>
-      <w:r>
-        <w:rPr>
-          <w:rFonts w:ascii="Times New Roman" w:eastAsia="Times New Roman" w:hAnsi="Times New Roman" w:cs="Times New Roman"/>
-          <w:sz w:val="28"/>
-          <w:szCs w:val="28"/>
-        </w:rPr>
-        <w:t xml:space="preserve">        3.4. Требования к составу и параметрам технических средств</w:t>
-      </w:r>
-    </w:p>
-    <w:p>
-      <w:pPr>
-        <w:spacing w:after="200" w:line="240" w:lineRule="auto"/>
-        <w:rPr>
-          <w:rFonts w:ascii="Times New Roman" w:eastAsia="Times New Roman" w:hAnsi="Times New Roman" w:cs="Times New Roman"/>
-          <w:sz w:val="28"/>
-          <w:szCs w:val="28"/>
-          <w:lang w:val="en-US"/>
-        </w:rPr>
-      </w:pPr>
-      <w:r>
-        <w:rPr>
-          <w:rFonts w:ascii="Times New Roman" w:eastAsia="Times New Roman" w:hAnsi="Times New Roman" w:cs="Times New Roman"/>
-          <w:sz w:val="28"/>
-          <w:szCs w:val="28"/>
-        </w:rPr>
-        <w:tab/>
-      </w:r>
-      <w:r>
-        <w:rPr>
-          <w:rFonts w:ascii="Times New Roman" w:eastAsia="Times New Roman" w:hAnsi="Times New Roman" w:cs="Times New Roman"/>
-          <w:sz w:val="28"/>
-          <w:szCs w:val="28"/>
-        </w:rPr>
-        <w:t>Состав технических средств</w:t>
-      </w:r>
-      <w:r>
-        <w:rPr>
-          <w:rFonts w:ascii="Times New Roman" w:eastAsia="Times New Roman" w:hAnsi="Times New Roman" w:cs="Times New Roman"/>
-          <w:sz w:val="28"/>
-          <w:szCs w:val="28"/>
-          <w:lang w:val="en-US"/>
-        </w:rPr>
-        <w:t>:</w:t>
-      </w:r>
-    </w:p>
-    <w:p>
-      <w:pPr>
-        <w:pStyle w:val="a5"/>
-        <w:numPr>
-          <w:ilvl w:val="0"/>
-          <w:numId w:val="2"/>
-        </w:numPr>
-        <w:spacing w:after="200" w:line="240" w:lineRule="auto"/>
-        <w:rPr>
-          <w:rFonts w:ascii="Times New Roman" w:eastAsia="Times New Roman" w:hAnsi="Times New Roman" w:cs="Times New Roman"/>
-          <w:sz w:val="28"/>
-          <w:szCs w:val="28"/>
-        </w:rPr>
-      </w:pPr>
-      <w:r>
-        <w:rPr>
-          <w:rFonts w:ascii="Times New Roman" w:eastAsia="Times New Roman" w:hAnsi="Times New Roman" w:cs="Times New Roman"/>
-          <w:sz w:val="28"/>
-          <w:szCs w:val="28"/>
-        </w:rPr>
-        <w:t>Компьютер пользователя, включающий в себя</w:t>
-      </w:r>
-      <w:r>
-        <w:rPr>
-          <w:rFonts w:ascii="Times New Roman" w:eastAsia="Times New Roman" w:hAnsi="Times New Roman" w:cs="Times New Roman"/>
-          <w:sz w:val="28"/>
-          <w:szCs w:val="28"/>
-        </w:rPr>
-        <w:t>:</w:t>
-      </w:r>
-    </w:p>
-    <w:p>
-      <w:pPr>
-        <w:pStyle w:val="a4"/>
-        <w:numPr>
-          <w:ilvl w:val="1"/>
-          <w:numId w:val="2"/>
-        </w:numPr>
-        <w:shd w:val="clear" w:color="auto" w:fill="FBFBFB"/>
-        <w:spacing w:before="0" w:beforeAutospacing="0" w:after="0" w:afterAutospacing="0"/>
-        <w:ind w:right="460"/>
-        <w:rPr>
-          <w:sz w:val="28"/>
-          <w:szCs w:val="28"/>
-        </w:rPr>
-      </w:pPr>
-      <w:r>
-        <w:rPr>
-          <w:sz w:val="28"/>
-          <w:szCs w:val="28"/>
-        </w:rPr>
-        <w:t>процессор x86 с тактовой частотой, не менее 1 ГГц;</w:t>
-      </w:r>
-    </w:p>
-    <w:p>
-      <w:pPr>
-        <w:pStyle w:val="a4"/>
-        <w:numPr>
-          <w:ilvl w:val="1"/>
-          <w:numId w:val="2"/>
-        </w:numPr>
-        <w:shd w:val="clear" w:color="auto" w:fill="FBFBFB"/>
-        <w:spacing w:before="0" w:beforeAutospacing="0" w:after="0" w:afterAutospacing="0"/>
-        <w:ind w:right="460"/>
-        <w:rPr>
-          <w:sz w:val="28"/>
-          <w:szCs w:val="28"/>
-        </w:rPr>
-      </w:pPr>
-      <w:r>
-        <w:rPr>
-          <w:sz w:val="28"/>
-          <w:szCs w:val="28"/>
-        </w:rPr>
-        <w:t>оперативную память объемом, не менее 1 Гб;</w:t>
-      </w:r>
-    </w:p>
-    <w:p>
-      <w:pPr>
-        <w:pStyle w:val="a4"/>
-        <w:numPr>
-          <w:ilvl w:val="1"/>
-          <w:numId w:val="2"/>
-        </w:numPr>
-        <w:shd w:val="clear" w:color="auto" w:fill="FBFBFB"/>
-        <w:spacing w:before="0" w:beforeAutospacing="0" w:after="0" w:afterAutospacing="0"/>
-        <w:ind w:right="460"/>
-        <w:rPr>
-          <w:sz w:val="28"/>
-          <w:szCs w:val="28"/>
-        </w:rPr>
-      </w:pPr>
-      <w:r>
-        <w:rPr>
-          <w:sz w:val="28"/>
-          <w:szCs w:val="28"/>
-        </w:rPr>
-        <w:t>видеокарту, монитор, мышь, клавиатура.</w:t>
-      </w:r>
-    </w:p>
-    <w:p>
-      <w:pPr>
-        <w:spacing w:after="200" w:line="240" w:lineRule="auto"/>
-        <w:rPr>
-          <w:rFonts w:ascii="Times New Roman" w:eastAsia="Times New Roman" w:hAnsi="Times New Roman" w:cs="Times New Roman"/>
-          <w:sz w:val="28"/>
-          <w:szCs w:val="28"/>
-        </w:rPr>
-      </w:pPr>
-      <w:r>
-        <w:rPr>
-          <w:rFonts w:ascii="Times New Roman" w:eastAsia="Times New Roman" w:hAnsi="Times New Roman" w:cs="Times New Roman"/>
-          <w:sz w:val="28"/>
-          <w:szCs w:val="28"/>
-        </w:rPr>
-        <w:t xml:space="preserve">       3.5. Требования к информационной и программной совместимости</w:t>
-      </w:r>
-    </w:p>
-    <w:p>
-      <w:pPr>
-        <w:spacing w:after="200" w:line="240" w:lineRule="auto"/>
-        <w:rPr>
-          <w:rFonts w:ascii="Times New Roman" w:eastAsia="Times New Roman" w:hAnsi="Times New Roman" w:cs="Times New Roman"/>
-          <w:sz w:val="28"/>
-          <w:szCs w:val="28"/>
-        </w:rPr>
-      </w:pPr>
-      <w:r>
-        <w:rPr>
-          <w:rFonts w:ascii="Times New Roman" w:eastAsia="Times New Roman" w:hAnsi="Times New Roman" w:cs="Times New Roman"/>
-          <w:sz w:val="28"/>
-          <w:szCs w:val="28"/>
-        </w:rPr>
-        <w:tab/>
-        <w:t>Приложение использует</w:t>
-      </w:r>
-      <w:r>
-        <w:rPr>
-          <w:rFonts w:ascii="Times New Roman" w:eastAsia="Times New Roman" w:hAnsi="Times New Roman" w:cs="Times New Roman"/>
-          <w:sz w:val="28"/>
-          <w:szCs w:val="28"/>
-        </w:rPr>
-        <w:t xml:space="preserve"> библиотеку классов через ссылку на проект.</w:t>
-      </w:r>
-      <w:r>
-        <w:rPr>
-          <w:rFonts w:ascii="Times New Roman" w:eastAsia="Times New Roman" w:hAnsi="Times New Roman" w:cs="Times New Roman"/>
-          <w:sz w:val="28"/>
-          <w:szCs w:val="28"/>
-        </w:rPr>
-        <w:t xml:space="preserve"> Дополнительное ПО не требуется.</w:t>
-      </w:r>
-    </w:p>
-    <w:p>
-      <w:pPr>
-        <w:spacing w:after="200" w:line="240" w:lineRule="auto"/>
-        <w:rPr>
-          <w:rFonts w:ascii="Times New Roman" w:eastAsia="Times New Roman" w:hAnsi="Times New Roman" w:cs="Times New Roman"/>
-          <w:sz w:val="28"/>
-          <w:szCs w:val="28"/>
-        </w:rPr>
-      </w:pPr>
-      <w:r>
-        <w:rPr>
-          <w:rFonts w:ascii="Times New Roman" w:eastAsia="Times New Roman" w:hAnsi="Times New Roman" w:cs="Times New Roman"/>
-          <w:sz w:val="28"/>
-          <w:szCs w:val="28"/>
-        </w:rPr>
-        <w:t xml:space="preserve">       3.6. Требования к маркировке и упаковке</w:t>
-      </w:r>
-    </w:p>
-    <w:p>
-      <w:pPr>
-        <w:spacing w:after="200" w:line="240" w:lineRule="auto"/>
-        <w:rPr>
-          <w:rFonts w:ascii="Times New Roman" w:eastAsia="Times New Roman" w:hAnsi="Times New Roman" w:cs="Times New Roman"/>
-          <w:sz w:val="28"/>
-          <w:szCs w:val="28"/>
-        </w:rPr>
-      </w:pPr>
-      <w:r>
-        <w:rPr>
-          <w:rFonts w:ascii="Times New Roman" w:eastAsia="Times New Roman" w:hAnsi="Times New Roman" w:cs="Times New Roman"/>
-          <w:sz w:val="28"/>
-          <w:szCs w:val="28"/>
-        </w:rPr>
-        <w:tab/>
-        <w:t>Не требуется</w:t>
-      </w:r>
-    </w:p>
-    <w:p>
-      <w:pPr>
-        <w:spacing w:after="200" w:line="240" w:lineRule="auto"/>
-        <w:ind w:left="142"/>
-        <w:rPr>
-          <w:rFonts w:ascii="Times New Roman" w:eastAsia="Times New Roman" w:hAnsi="Times New Roman" w:cs="Times New Roman"/>
-          <w:sz w:val="28"/>
-          <w:szCs w:val="28"/>
-        </w:rPr>
-      </w:pPr>
-      <w:r>
-        <w:rPr>
-          <w:rFonts w:ascii="Times New Roman" w:eastAsia="Times New Roman" w:hAnsi="Times New Roman" w:cs="Times New Roman"/>
-          <w:sz w:val="28"/>
-          <w:szCs w:val="28"/>
-        </w:rPr>
-        <w:t xml:space="preserve">    3.7. Требования к транспортированию и хранению</w:t>
-      </w:r>
-    </w:p>
-    <w:p>
-      <w:pPr>
-        <w:spacing w:after="200" w:line="240" w:lineRule="auto"/>
-        <w:ind w:left="142"/>
-        <w:rPr>
-          <w:rFonts w:ascii="Times New Roman" w:eastAsia="Times New Roman" w:hAnsi="Times New Roman" w:cs="Times New Roman"/>
-          <w:sz w:val="28"/>
-          <w:szCs w:val="28"/>
-        </w:rPr>
-      </w:pPr>
-      <w:r>
-        <w:rPr>
-          <w:rFonts w:ascii="Times New Roman" w:eastAsia="Times New Roman" w:hAnsi="Times New Roman" w:cs="Times New Roman"/>
-          <w:sz w:val="28"/>
-          <w:szCs w:val="28"/>
-        </w:rPr>
-        <w:tab/>
-        <w:t>Не требуется.</w:t>
-      </w:r>
-    </w:p>
-    <w:p>
-      <w:pPr>
-        <w:spacing w:after="200" w:line="240" w:lineRule="auto"/>
-        <w:ind w:left="142"/>
-        <w:rPr>
-          <w:rFonts w:ascii="Times New Roman" w:eastAsia="Times New Roman" w:hAnsi="Times New Roman" w:cs="Times New Roman"/>
-          <w:sz w:val="28"/>
-          <w:szCs w:val="28"/>
-        </w:rPr>
-      </w:pPr>
-      <w:r>
-        <w:rPr>
-          <w:rFonts w:ascii="Times New Roman" w:eastAsia="Times New Roman" w:hAnsi="Times New Roman" w:cs="Times New Roman"/>
-          <w:sz w:val="28"/>
-          <w:szCs w:val="28"/>
-        </w:rPr>
-        <w:t xml:space="preserve">    3.8. Специальные требования</w:t>
-      </w:r>
-    </w:p>
-    <w:p>
-      <w:pPr>
-        <w:spacing w:after="200" w:line="240" w:lineRule="auto"/>
-        <w:ind w:left="142"/>
-        <w:rPr>
-          <w:rFonts w:ascii="Times New Roman" w:eastAsia="Times New Roman" w:hAnsi="Times New Roman" w:cs="Times New Roman"/>
-          <w:sz w:val="28"/>
-          <w:szCs w:val="28"/>
-        </w:rPr>
-      </w:pPr>
-      <w:r>
-        <w:rPr>
-          <w:rFonts w:ascii="Times New Roman" w:eastAsia="Times New Roman" w:hAnsi="Times New Roman" w:cs="Times New Roman"/>
-          <w:sz w:val="28"/>
-          <w:szCs w:val="28"/>
-        </w:rPr>
-        <w:tab/>
-        <w:t>Не требуется.</w:t>
+        <w:spacing w:after="0" w:line="360" w:lineRule="auto"/>
+        <w:rPr>
+          <w:rFonts w:ascii="Times New Roman" w:eastAsia="Times New Roman" w:hAnsi="Times New Roman" w:cs="Times New Roman"/>
+          <w:b/>
+          <w:bCs/>
+          <w:color w:val="000000"/>
+          <w:sz w:val="28"/>
+          <w:szCs w:val="28"/>
+        </w:rPr>
+      </w:pPr>
+      <w:r>
+        <w:rPr>
+          <w:rFonts w:ascii="Times New Roman" w:eastAsia="Times New Roman" w:hAnsi="Times New Roman" w:cs="Times New Roman"/>
+          <w:b/>
+          <w:bCs/>
+          <w:sz w:val="28"/>
+          <w:szCs w:val="28"/>
+        </w:rPr>
+        <w:t xml:space="preserve">4. </w:t>
+      </w:r>
+      <w:r>
+        <w:rPr>
+          <w:rFonts w:ascii="Times New Roman" w:eastAsia="Times New Roman" w:hAnsi="Times New Roman" w:cs="Times New Roman"/>
+          <w:b/>
+          <w:bCs/>
+          <w:color w:val="000000"/>
+          <w:sz w:val="28"/>
+          <w:szCs w:val="28"/>
+        </w:rPr>
+        <w:t>Требования к программной документации</w:t>
+      </w:r>
+    </w:p>
+    <w:p>
+      <w:pPr>
+        <w:spacing w:after="0" w:line="360" w:lineRule="auto"/>
+        <w:rPr>
+          <w:rFonts w:ascii="Times New Roman" w:eastAsia="Times New Roman" w:hAnsi="Times New Roman" w:cs="Times New Roman"/>
+          <w:sz w:val="28"/>
+          <w:szCs w:val="28"/>
+        </w:rPr>
+      </w:pPr>
+      <w:r>
+        <w:rPr>
+          <w:rFonts w:ascii="Times New Roman" w:eastAsia="Times New Roman" w:hAnsi="Times New Roman" w:cs="Times New Roman"/>
+          <w:sz w:val="28"/>
+          <w:szCs w:val="28"/>
+        </w:rPr>
+        <w:t>В состав программной документации входит Техническое задание.</w:t>
       </w:r>
     </w:p>
     <w:p>
@@ -1348,7 +1899,7 @@
           <w:right w:val="nil"/>
           <w:between w:val="nil"/>
         </w:pBdr>
-        <w:spacing w:after="200" w:line="240" w:lineRule="auto"/>
+        <w:spacing w:after="0" w:line="360" w:lineRule="auto"/>
         <w:rPr>
           <w:rFonts w:ascii="Times New Roman" w:eastAsia="Times New Roman" w:hAnsi="Times New Roman" w:cs="Times New Roman"/>
           <w:b/>
@@ -1366,8 +1917,7 @@
           <w:sz w:val="28"/>
           <w:szCs w:val="28"/>
         </w:rPr>
-        <w:lastRenderedPageBreak/>
-        <w:t xml:space="preserve">4. </w:t>
+        <w:t xml:space="preserve">5. </w:t>
       </w:r>
       <w:r>
         <w:rPr>
@@ -1378,25 +1928,25 @@
           <w:sz w:val="28"/>
           <w:szCs w:val="28"/>
         </w:rPr>
-        <w:t>Требования к программной документации</w:t>
-      </w:r>
-    </w:p>
-    <w:p>
-      <w:pPr>
-        <w:spacing w:after="200" w:line="240" w:lineRule="auto"/>
-        <w:rPr>
-          <w:rFonts w:ascii="Times New Roman" w:eastAsia="Times New Roman" w:hAnsi="Times New Roman" w:cs="Times New Roman"/>
-          <w:sz w:val="28"/>
-          <w:szCs w:val="28"/>
-        </w:rPr>
-      </w:pPr>
-      <w:r>
-        <w:rPr>
-          <w:rFonts w:ascii="Times New Roman" w:eastAsia="Times New Roman" w:hAnsi="Times New Roman" w:cs="Times New Roman"/>
-          <w:sz w:val="28"/>
-          <w:szCs w:val="28"/>
-        </w:rPr>
-        <w:t>В состав программной документации входит Техническое задание.</w:t>
+        <w:t>Технико-экономические показатели</w:t>
+      </w:r>
+    </w:p>
+    <w:p>
+      <w:pPr>
+        <w:spacing w:after="0" w:line="360" w:lineRule="auto"/>
+        <w:rPr>
+          <w:rFonts w:ascii="Times New Roman" w:eastAsia="Times New Roman" w:hAnsi="Times New Roman" w:cs="Times New Roman"/>
+          <w:sz w:val="28"/>
+          <w:szCs w:val="28"/>
+        </w:rPr>
+      </w:pPr>
+      <w:r>
+        <w:rPr>
+          <w:rFonts w:ascii="Times New Roman" w:eastAsia="Times New Roman" w:hAnsi="Times New Roman" w:cs="Times New Roman"/>
+          <w:sz w:val="28"/>
+          <w:szCs w:val="28"/>
+        </w:rPr>
+        <w:t>Не требуется</w:t>
       </w:r>
     </w:p>
     <w:p>
@@ -1408,7 +1958,7 @@
           <w:right w:val="nil"/>
           <w:between w:val="nil"/>
         </w:pBdr>
-        <w:spacing w:after="200" w:line="240" w:lineRule="auto"/>
+        <w:spacing w:after="0" w:line="360" w:lineRule="auto"/>
         <w:rPr>
           <w:rFonts w:ascii="Times New Roman" w:eastAsia="Times New Roman" w:hAnsi="Times New Roman" w:cs="Times New Roman"/>
           <w:b/>
@@ -1426,7 +1976,7 @@
           <w:sz w:val="28"/>
           <w:szCs w:val="28"/>
         </w:rPr>
-        <w:t xml:space="preserve">5. </w:t>
+        <w:t xml:space="preserve">6. </w:t>
       </w:r>
       <w:r>
         <w:rPr>
@@ -1437,86 +1987,8 @@
           <w:sz w:val="28"/>
           <w:szCs w:val="28"/>
         </w:rPr>
-        <w:t>Технико-экономические показатели</w:t>
-      </w:r>
-    </w:p>
-    <w:p>
-      <w:pPr>
-        <w:spacing w:after="200" w:line="240" w:lineRule="auto"/>
-        <w:rPr>
-          <w:rFonts w:ascii="Times New Roman" w:eastAsia="Times New Roman" w:hAnsi="Times New Roman" w:cs="Times New Roman"/>
-          <w:sz w:val="28"/>
-          <w:szCs w:val="28"/>
-        </w:rPr>
-      </w:pPr>
-      <w:r>
-        <w:rPr>
-          <w:rFonts w:ascii="Times New Roman" w:eastAsia="Times New Roman" w:hAnsi="Times New Roman" w:cs="Times New Roman"/>
-          <w:sz w:val="28"/>
-          <w:szCs w:val="28"/>
-        </w:rPr>
-        <w:t>Не требуется</w:t>
-      </w:r>
-    </w:p>
-    <w:p>
-      <w:pPr>
-        <w:pBdr>
-          <w:top w:val="nil"/>
-          <w:left w:val="nil"/>
-          <w:bottom w:val="nil"/>
-          <w:right w:val="nil"/>
-          <w:between w:val="nil"/>
-        </w:pBdr>
-        <w:spacing w:after="0" w:line="240" w:lineRule="auto"/>
-        <w:rPr>
-          <w:rFonts w:ascii="Times New Roman" w:eastAsia="Times New Roman" w:hAnsi="Times New Roman" w:cs="Times New Roman"/>
-          <w:b/>
-          <w:bCs/>
-          <w:color w:val="000000"/>
-          <w:sz w:val="28"/>
-          <w:szCs w:val="28"/>
-        </w:rPr>
-      </w:pPr>
-      <w:r>
-        <w:rPr>
-          <w:rFonts w:ascii="Times New Roman" w:eastAsia="Times New Roman" w:hAnsi="Times New Roman" w:cs="Times New Roman"/>
-          <w:b/>
-          <w:bCs/>
-          <w:sz w:val="28"/>
-          <w:szCs w:val="28"/>
-        </w:rPr>
-        <w:t xml:space="preserve">6. </w:t>
-      </w:r>
-      <w:r>
-        <w:rPr>
-          <w:rFonts w:ascii="Times New Roman" w:eastAsia="Times New Roman" w:hAnsi="Times New Roman" w:cs="Times New Roman"/>
-          <w:b/>
-          <w:bCs/>
-          <w:color w:val="000000"/>
-          <w:sz w:val="28"/>
-          <w:szCs w:val="28"/>
-        </w:rPr>
         <w:t>Стадии и этапы разработки</w:t>
       </w:r>
-    </w:p>
-    <w:p>
-      <w:pPr>
-        <w:pBdr>
-          <w:top w:val="nil"/>
-          <w:left w:val="nil"/>
-          <w:bottom w:val="nil"/>
-          <w:right w:val="nil"/>
-          <w:between w:val="nil"/>
-        </w:pBdr>
-        <w:spacing w:after="0" w:line="240" w:lineRule="auto"/>
-        <w:ind w:left="390"/>
-        <w:rPr>
-          <w:rFonts w:ascii="Times New Roman" w:eastAsia="Times New Roman" w:hAnsi="Times New Roman" w:cs="Times New Roman"/>
-          <w:color w:val="000000"/>
-          <w:sz w:val="28"/>
-          <w:szCs w:val="28"/>
-        </w:rPr>
-      </w:pPr>
     </w:p>
     <w:p>
       <w:pPr>
@@ -1745,7 +2217,7 @@
     <w:p>
       <w:pPr>
         <w:pStyle w:val="1"/>
-        <w:spacing w:after="40" w:line="360" w:lineRule="auto"/>
+        <w:spacing w:after="0" w:line="360" w:lineRule="auto"/>
         <w:jc w:val="both"/>
         <w:rPr>
           <w:b/>
@@ -1771,7 +2243,7 @@
           <w:right w:val="nil"/>
           <w:between w:val="nil"/>
         </w:pBdr>
-        <w:spacing w:after="0"/>
+        <w:spacing w:after="0" w:line="360" w:lineRule="auto"/>
         <w:ind w:left="390"/>
         <w:rPr>
           <w:color w:val="000000"/>
